--- a/SNMS_Report_updated.docx
+++ b/SNMS_Report_updated.docx
@@ -29,7 +29,8 @@
         <w:spacing w:after="240" w:before="0"/>
       </w:pPr>
       <w:r>
-        <w:t xml:space="preserve"/>
+        <w:t xml:space="preserve">
+        </w:t>
       </w:r>
     </w:p>
     <w:p>
@@ -37,7 +38,8 @@
         <w:spacing w:after="240" w:before="0"/>
       </w:pPr>
       <w:r>
-        <w:t xml:space="preserve"/>
+        <w:t xml:space="preserve">
+        </w:t>
       </w:r>
     </w:p>
     <w:p>
@@ -93,7 +95,8 @@
         <w:spacing w:after="240" w:before="0"/>
       </w:pPr>
       <w:r>
-        <w:t xml:space="preserve"/>
+        <w:t xml:space="preserve">
+        </w:t>
       </w:r>
     </w:p>
     <w:p>
@@ -149,7 +152,8 @@
         <w:spacing w:after="240" w:before="0"/>
       </w:pPr>
       <w:r>
-        <w:t xml:space="preserve"/>
+        <w:t xml:space="preserve">
+        </w:t>
       </w:r>
     </w:p>
     <w:p>
@@ -173,7 +177,8 @@
         <w:spacing w:after="240" w:before="0"/>
       </w:pPr>
       <w:r>
-        <w:t xml:space="preserve"/>
+        <w:t xml:space="preserve">
+        </w:t>
       </w:r>
     </w:p>
     <w:p>
@@ -229,7 +234,8 @@
         <w:spacing w:after="240" w:before="0"/>
       </w:pPr>
       <w:r>
-        <w:t xml:space="preserve"/>
+        <w:t xml:space="preserve">
+        </w:t>
       </w:r>
     </w:p>
     <w:p>
@@ -290,7 +296,8 @@
         <w:spacing w:after="240" w:before="0"/>
       </w:pPr>
       <w:r>
-        <w:t xml:space="preserve"/>
+        <w:t xml:space="preserve">
+        </w:t>
       </w:r>
     </w:p>
     <w:p>
@@ -373,7 +380,8 @@
         <w:spacing w:after="240" w:before="0"/>
       </w:pPr>
       <w:r>
-        <w:t xml:space="preserve"/>
+        <w:t xml:space="preserve">
+        </w:t>
       </w:r>
     </w:p>
     <w:p>
@@ -456,7 +464,8 @@
         <w:spacing w:after="240" w:before="0"/>
       </w:pPr>
       <w:r>
-        <w:t xml:space="preserve"/>
+        <w:t xml:space="preserve">
+        </w:t>
       </w:r>
     </w:p>
     <w:p>
@@ -539,7 +548,8 @@
         <w:spacing w:after="240" w:before="0"/>
       </w:pPr>
       <w:r>
-        <w:t xml:space="preserve"/>
+        <w:t xml:space="preserve">
+        </w:t>
       </w:r>
     </w:p>
     <w:p>
@@ -584,7 +594,8 @@
         <w:spacing w:after="240" w:before="0"/>
       </w:pPr>
       <w:r>
-        <w:t xml:space="preserve"/>
+        <w:t xml:space="preserve">
+        </w:t>
       </w:r>
     </w:p>
     <w:p>
@@ -592,7 +603,8 @@
         <w:spacing w:after="240" w:before="0"/>
       </w:pPr>
       <w:r>
-        <w:t xml:space="preserve"/>
+        <w:t xml:space="preserve">
+        </w:t>
       </w:r>
     </w:p>
     <w:p>
@@ -615,7 +627,8 @@
         <w:spacing w:after="240" w:before="0"/>
       </w:pPr>
       <w:r>
-        <w:t xml:space="preserve"/>
+        <w:t xml:space="preserve">
+        </w:t>
       </w:r>
     </w:p>
     <w:p>
@@ -1644,6 +1657,71 @@
     <w:p>
       <w:pPr>
         <w:pStyle w:val="Heading2"/>
+      </w:pPr>
+      <w:r>
+        <w:t>2.2 Literature Related to the Study Objectives</w:t>
+      </w:r>
+    </w:p>
+    <w:p>
+      <w:r>
+        <w:t>This section reviews what other authors have written in relation to the specific objectives of the study. It connects existing academic work on records management, web-based systems, implementation, and system evaluation to the development of the Academic Records Management System for St Mary's National Seminary Ggaba.</w:t>
+      </w:r>
+    </w:p>
+    <w:p>
+      <w:pPr>
+        <w:pStyle w:val="Heading3"/>
+      </w:pPr>
+      <w:r>
+        <w:t>2.2.1 Literature on Assessing Challenges in Academic Records Management</w:t>
+      </w:r>
+    </w:p>
+    <w:p>
+      <w:r>
+        <w:t>Authors on educational records management observe that institutions using manual or partly computerized systems often experience delays, duplication of records, misplaced files, and difficulty retrieving accurate student information. Yidana (2025) notes that many African higher education institutions still face inefficiencies and data inaccuracies where records are managed manually. Lutta (2010) also found that student academic management challenges include duplicated data, slow access, and weak coordination between offices. These views support the first objective, which is to assess the current challenges in managing academic records at St Mary's National Seminary Ggaba.</w:t>
+      </w:r>
+    </w:p>
+    <w:p>
+      <w:pPr>
+        <w:pStyle w:val="Heading3"/>
+      </w:pPr>
+      <w:r>
+        <w:t>2.2.2 Literature on Designing a Web-Based Academic Records Management System</w:t>
+      </w:r>
+    </w:p>
+    <w:p>
+      <w:r>
+        <w:t>Scholars of information systems design argue that a system should be built around user requirements, institutional workflows, and reliable data structures. Sommerville (2016) emphasizes that good software design translates user needs into functional modules, while Connolly and Begg (2015) explain that well-designed databases reduce inconsistency and improve controlled access to records. In relation to this study, such literature supports the design of a web-based academic records management system tailored to student registration, course enrolment, results processing, transcript generation, and fee tracking needs at the seminary.</w:t>
+      </w:r>
+    </w:p>
+    <w:p>
+      <w:pPr>
+        <w:pStyle w:val="Heading3"/>
+      </w:pPr>
+      <w:r>
+        <w:t>2.2.3 Literature on Implementing and Integrating Academic Records Systems</w:t>
+      </w:r>
+    </w:p>
+    <w:p>
+      <w:r>
+        <w:t>Existing studies on academic records systems show that implementation should not only produce software but also integrate the system into the daily academic administration of the institution. Ekanem et al. (2017) demonstrated that a web-based result management system can reduce manual grade entry errors and speed up result processing when it is connected to institutional workflows. Literature on management information systems further shows that integration improves coordination because administrators, lecturers, students, and finance staff work from shared records rather than isolated files. This supports the objective of implementing the system and integrating it into the seminary's academic administration.</w:t>
+      </w:r>
+    </w:p>
+    <w:p>
+      <w:pPr>
+        <w:pStyle w:val="Heading3"/>
+      </w:pPr>
+      <w:r>
+        <w:t>2.2.4 Literature on Testing and Validating System Performance</w:t>
+      </w:r>
+    </w:p>
+    <w:p>
+      <w:r>
+        <w:t>Software engineering writers stress that system testing is necessary to confirm whether a developed system meets its requirements. Pressman (2015) and Sommerville (2016) describe testing as a way of detecting faults and verifying functionality, reliability, security, and usability before deployment. For academic records systems, validation is especially important because errors may affect results, transcripts, fee records, and student progression. This literature supports the objective of testing and validating the system in terms of usability, accuracy, and security.</w:t>
+      </w:r>
+    </w:p>
+    <w:p>
+      <w:pPr>
+        <w:pStyle w:val="Heading2"/>
         <w:spacing w:after="180" w:before="360"/>
       </w:pPr>
       <w:r>
@@ -1654,7 +1732,7 @@
           <w:sz w:val="26"/>
           <w:szCs w:val="26"/>
         </w:rPr>
-        <w:t xml:space="preserve">2.2 Empirical Review</w:t>
+        <w:t xml:space="preserve">2.3 Empirical Review</w:t>
       </w:r>
     </w:p>
     <w:p>
@@ -1670,7 +1748,7 @@
           <w:sz w:val="24"/>
           <w:szCs w:val="24"/>
         </w:rPr>
-        <w:t xml:space="preserve">2.2.1 Existing Academic Records Management Systems</w:t>
+        <w:t xml:space="preserve">2.3.1 Existing Academic Records Management Systems</w:t>
       </w:r>
     </w:p>
     <w:p>
@@ -1778,7 +1856,7 @@
           <w:sz w:val="24"/>
           <w:szCs w:val="24"/>
         </w:rPr>
-        <w:t xml:space="preserve">2.2.2 Analysis of Manual Filing Systems</w:t>
+        <w:t xml:space="preserve">2.3.2 Analysis of Manual Filing Systems</w:t>
       </w:r>
     </w:p>
     <w:p>
@@ -1833,7 +1911,7 @@
           <w:sz w:val="24"/>
           <w:szCs w:val="24"/>
         </w:rPr>
-        <w:t xml:space="preserve">2.2.3 Web-Based Systems and Records Management</w:t>
+        <w:t xml:space="preserve">2.3.3 Web-Based Systems and Records Management</w:t>
       </w:r>
     </w:p>
     <w:p>
@@ -1872,7 +1950,7 @@
           <w:sz w:val="24"/>
           <w:szCs w:val="24"/>
         </w:rPr>
-        <w:t xml:space="preserve">2.2.4 Database Design and User Interface</w:t>
+        <w:t xml:space="preserve">2.3.4 Database Design and User Interface</w:t>
       </w:r>
     </w:p>
     <w:p>
@@ -1927,7 +2005,7 @@
           <w:sz w:val="26"/>
           <w:szCs w:val="26"/>
         </w:rPr>
-        <w:t xml:space="preserve">2.3 State of the Art</w:t>
+        <w:t xml:space="preserve">2.4 State of the Art</w:t>
       </w:r>
     </w:p>
     <w:p>
@@ -1974,7 +2052,7 @@
           <w:sz w:val="26"/>
           <w:szCs w:val="26"/>
         </w:rPr>
-        <w:t xml:space="preserve">2.4 Research Gap</w:t>
+        <w:t xml:space="preserve">2.5 Research Gap</w:t>
       </w:r>
     </w:p>
     <w:p>
@@ -2037,7 +2115,7 @@
           <w:sz w:val="26"/>
           <w:szCs w:val="26"/>
         </w:rPr>
-        <w:t xml:space="preserve">2.5 Conclusion</w:t>
+        <w:t xml:space="preserve">2.6 Conclusion</w:t>
       </w:r>
     </w:p>
     <w:p>
@@ -2358,7 +2436,8 @@
         <w:spacing w:after="240" w:before="0"/>
       </w:pPr>
       <w:r>
-        <w:t xml:space="preserve"/>
+        <w:t xml:space="preserve">
+        </w:t>
       </w:r>
     </w:p>
     <w:p>
@@ -3514,7 +3593,8 @@
         <w:spacing w:after="240" w:before="0"/>
       </w:pPr>
       <w:r>
-        <w:t xml:space="preserve"/>
+        <w:t xml:space="preserve">
+        </w:t>
       </w:r>
     </w:p>
     <w:p>
@@ -3615,7 +3695,8 @@
         <w:spacing w:after="240" w:before="0"/>
       </w:pPr>
       <w:r>
-        <w:t xml:space="preserve"/>
+        <w:t xml:space="preserve">
+        </w:t>
       </w:r>
     </w:p>
     <w:p>
@@ -3716,7 +3797,8 @@
         <w:spacing w:after="240" w:before="0"/>
       </w:pPr>
       <w:r>
-        <w:t xml:space="preserve"/>
+        <w:t xml:space="preserve">
+        </w:t>
       </w:r>
     </w:p>
     <w:p>
@@ -3817,7 +3899,8 @@
         <w:spacing w:after="240" w:before="0"/>
       </w:pPr>
       <w:r>
-        <w:t xml:space="preserve"/>
+        <w:t xml:space="preserve">
+        </w:t>
       </w:r>
     </w:p>
     <w:p>
@@ -3918,7 +4001,8 @@
         <w:spacing w:after="240" w:before="0"/>
       </w:pPr>
       <w:r>
-        <w:t xml:space="preserve"/>
+        <w:t xml:space="preserve">
+        </w:t>
       </w:r>
     </w:p>
     <w:p>
@@ -4050,7 +4134,8 @@
         <w:spacing w:after="240" w:before="0"/>
       </w:pPr>
       <w:r>
-        <w:t xml:space="preserve"/>
+        <w:t xml:space="preserve">
+        </w:t>
       </w:r>
     </w:p>
     <w:p>
@@ -5059,7 +5144,8 @@
         <w:spacing w:after="240" w:before="0"/>
       </w:pPr>
       <w:r>
-        <w:t xml:space="preserve"/>
+        <w:t xml:space="preserve">
+        </w:t>
       </w:r>
     </w:p>
     <w:tbl>
@@ -7224,7 +7310,8 @@
         <w:spacing w:after="240" w:before="0"/>
       </w:pPr>
       <w:r>
-        <w:t xml:space="preserve"/>
+        <w:t xml:space="preserve">
+        </w:t>
       </w:r>
     </w:p>
     <w:p>
@@ -7301,7 +7388,8 @@
         <w:spacing w:after="240" w:before="0"/>
       </w:pPr>
       <w:r>
-        <w:t xml:space="preserve"/>
+        <w:t xml:space="preserve">
+        </w:t>
       </w:r>
     </w:p>
     <w:p>
@@ -7396,7 +7484,8 @@
         <w:spacing w:after="240" w:before="0"/>
       </w:pPr>
       <w:r>
-        <w:t xml:space="preserve"/>
+        <w:t xml:space="preserve">
+        </w:t>
       </w:r>
     </w:p>
     <w:p>
@@ -7519,7 +7608,8 @@
         <w:spacing w:after="240" w:before="0"/>
       </w:pPr>
       <w:r>
-        <w:t xml:space="preserve"/>
+        <w:t xml:space="preserve">
+        </w:t>
       </w:r>
     </w:p>
     <w:p>
@@ -7684,7 +7774,8 @@
         <w:spacing w:after="240" w:before="0"/>
       </w:pPr>
       <w:r>
-        <w:t xml:space="preserve"/>
+        <w:t xml:space="preserve">
+        </w:t>
       </w:r>
     </w:p>
     <w:p>
@@ -8154,7 +8245,8 @@
         <w:spacing w:after="240" w:before="0"/>
       </w:pPr>
       <w:r>
-        <w:t xml:space="preserve"/>
+        <w:t xml:space="preserve">
+        </w:t>
       </w:r>
     </w:p>
     <w:p>
